--- a/tillsyn/A 40022-2025 tillsynsbegäran.docx
+++ b/tillsyn/A 40022-2025 tillsynsbegäran.docx
@@ -231,7 +231,7 @@
     <w:r>
       <w:tab/>
       <w:tab/>
-      <w:t>2025-08-26</w:t>
+      <w:t>2025-08-30</w:t>
       <w:br/>
       <w:br/>
     </w:r>

--- a/tillsyn/A 40022-2025 tillsynsbegäran.docx
+++ b/tillsyn/A 40022-2025 tillsynsbegäran.docx
@@ -231,7 +231,7 @@
     <w:r>
       <w:tab/>
       <w:tab/>
-      <w:t>2025-08-30</w:t>
+      <w:t>2025-08-31</w:t>
       <w:br/>
       <w:br/>
     </w:r>

--- a/tillsyn/A 40022-2025 tillsynsbegäran.docx
+++ b/tillsyn/A 40022-2025 tillsynsbegäran.docx
@@ -231,7 +231,7 @@
     <w:r>
       <w:tab/>
       <w:tab/>
-      <w:t>2025-08-31</w:t>
+      <w:t>2025-09-01</w:t>
       <w:br/>
       <w:br/>
     </w:r>

--- a/tillsyn/A 40022-2025 tillsynsbegäran.docx
+++ b/tillsyn/A 40022-2025 tillsynsbegäran.docx
@@ -231,7 +231,7 @@
     <w:r>
       <w:tab/>
       <w:tab/>
-      <w:t>2025-09-01</w:t>
+      <w:t>2025-09-04</w:t>
       <w:br/>
       <w:br/>
     </w:r>

--- a/tillsyn/A 40022-2025 tillsynsbegäran.docx
+++ b/tillsyn/A 40022-2025 tillsynsbegäran.docx
@@ -231,7 +231,7 @@
     <w:r>
       <w:tab/>
       <w:tab/>
-      <w:t>2025-09-04</w:t>
+      <w:t>2025-09-05</w:t>
       <w:br/>
       <w:br/>
     </w:r>

--- a/tillsyn/A 40022-2025 tillsynsbegäran.docx
+++ b/tillsyn/A 40022-2025 tillsynsbegäran.docx
@@ -231,7 +231,7 @@
     <w:r>
       <w:tab/>
       <w:tab/>
-      <w:t>2025-09-05</w:t>
+      <w:t>2025-09-07</w:t>
       <w:br/>
       <w:br/>
     </w:r>

--- a/tillsyn/A 40022-2025 tillsynsbegäran.docx
+++ b/tillsyn/A 40022-2025 tillsynsbegäran.docx
@@ -231,7 +231,7 @@
     <w:r>
       <w:tab/>
       <w:tab/>
-      <w:t>2025-09-07</w:t>
+      <w:t>2025-09-08</w:t>
       <w:br/>
       <w:br/>
     </w:r>

--- a/tillsyn/A 40022-2025 tillsynsbegäran.docx
+++ b/tillsyn/A 40022-2025 tillsynsbegäran.docx
@@ -231,7 +231,7 @@
     <w:r>
       <w:tab/>
       <w:tab/>
-      <w:t>2025-09-08</w:t>
+      <w:t>2025-09-10</w:t>
       <w:br/>
       <w:br/>
     </w:r>

--- a/tillsyn/A 40022-2025 tillsynsbegäran.docx
+++ b/tillsyn/A 40022-2025 tillsynsbegäran.docx
@@ -231,7 +231,7 @@
     <w:r>
       <w:tab/>
       <w:tab/>
-      <w:t>2025-09-10</w:t>
+      <w:t>2025-09-11</w:t>
       <w:br/>
       <w:br/>
     </w:r>

--- a/tillsyn/A 40022-2025 tillsynsbegäran.docx
+++ b/tillsyn/A 40022-2025 tillsynsbegäran.docx
@@ -231,7 +231,7 @@
     <w:r>
       <w:tab/>
       <w:tab/>
-      <w:t>2025-09-11</w:t>
+      <w:t>2025-09-12</w:t>
       <w:br/>
       <w:br/>
     </w:r>

--- a/tillsyn/A 40022-2025 tillsynsbegäran.docx
+++ b/tillsyn/A 40022-2025 tillsynsbegäran.docx
@@ -231,7 +231,7 @@
     <w:r>
       <w:tab/>
       <w:tab/>
-      <w:t>2025-09-12</w:t>
+      <w:t>2025-09-13</w:t>
       <w:br/>
       <w:br/>
     </w:r>

--- a/tillsyn/A 40022-2025 tillsynsbegäran.docx
+++ b/tillsyn/A 40022-2025 tillsynsbegäran.docx
@@ -231,7 +231,7 @@
     <w:r>
       <w:tab/>
       <w:tab/>
-      <w:t>2025-09-13</w:t>
+      <w:t>2025-09-14</w:t>
       <w:br/>
       <w:br/>
     </w:r>

--- a/tillsyn/A 40022-2025 tillsynsbegäran.docx
+++ b/tillsyn/A 40022-2025 tillsynsbegäran.docx
@@ -231,7 +231,7 @@
     <w:r>
       <w:tab/>
       <w:tab/>
-      <w:t>2025-09-14</w:t>
+      <w:t>2025-09-15</w:t>
       <w:br/>
       <w:br/>
     </w:r>

--- a/tillsyn/A 40022-2025 tillsynsbegäran.docx
+++ b/tillsyn/A 40022-2025 tillsynsbegäran.docx
@@ -231,7 +231,7 @@
     <w:r>
       <w:tab/>
       <w:tab/>
-      <w:t>2025-09-15</w:t>
+      <w:t>2025-09-16</w:t>
       <w:br/>
       <w:br/>
     </w:r>
